--- a/АБК/Том СПС АБК/АОСР 1-СПС-АБК.docx
+++ b/АБК/Том СПС АБК/АОСР 1-СПС-АБК.docx
@@ -3667,7 +3667,7 @@
                 <w:i/>
                 <w:iCs/>
               </w:rPr>
-              <w:t xml:space="preserve">Исполнительная схема 16/1/26-ИД-АБК, листы 2–3.</w:t>
+              <w:t xml:space="preserve">Исполнительная схема 16/1/26-АПС,СОУЭ-ИД-АБК, листы 2–3.</w:t>
             </w:r>
           </w:p>
         </w:tc>
@@ -4742,7 +4742,7 @@
                 <w:i/>
                 <w:iCs/>
               </w:rPr>
-              <w:t xml:space="preserve">Проходки по ИД, листы 2–3, в осях 1–2/А–Б: в перекрытии (отм. +3,000) — 29 шт.; в стенах (отм. +2,850) — 6 шт. Толщина конструкций 150 мм. Герметизация внутри гильз выполнена после прокладки кабельных линий (акт № 3-СПС-АБК).</w:t>
+              <w:t xml:space="preserve">Проходки по ИД 16/1/26-АПС,СОУЭ-ИД-АБК, листы 2–3, в осях 1–2/А–Б: в перекрытии (отм. +3,000) — 29 шт.; в стенах (отм. +2,850) — 6 шт. Толщина конструкций 150 мм. Герметизация внутри гильз выполнена после прокладки кабельных линий (акт № 3-СПС-АБК).</w:t>
             </w:r>
           </w:p>
         </w:tc>
@@ -5088,7 +5088,7 @@
                 <w:i/>
                 <w:iCs/>
               </w:rPr>
-              <w:t xml:space="preserve">Исполнительная схема 16/1/26-ИД-АБК, листы 2–3.</w:t>
+              <w:t xml:space="preserve">Исполнительная схема 16/1/26-АПС,СОУЭ-ИД-АБК, листы 2–3.</w:t>
             </w:r>
           </w:p>
         </w:tc>
